--- a/实验模块二/实验04/实验4 CSS_SELECTOR高级定位.docx
+++ b/实验模块二/实验04/实验4 CSS_SELECTOR高级定位.docx
@@ -1,10 +1,13 @@
 
 <file path=word/document.xml><?xml version="1.0" encoding="utf-8"?>
-<w:document xmlns:wpc="http://schemas.microsoft.com/office/word/2010/wordprocessingCanvas" xmlns:cx="http://schemas.microsoft.com/office/drawing/2014/chartex" xmlns:cx1="http://schemas.microsoft.com/office/drawing/2015/9/8/chartex" xmlns:cx2="http://schemas.microsoft.com/office/drawing/2015/10/21/chartex" xmlns:cx3="http://schemas.microsoft.com/office/drawing/2016/5/9/chartex" xmlns:cx4="http://schemas.microsoft.com/office/drawing/2016/5/10/chartex" xmlns:cx5="http://schemas.microsoft.com/office/drawing/2016/5/11/chartex" xmlns:cx6="http://schemas.microsoft.com/office/drawing/2016/5/12/chartex" xmlns:cx7="http://schemas.microsoft.com/office/drawing/2016/5/13/chartex" xmlns:cx8="http://schemas.microsoft.com/office/drawing/2016/5/14/chartex" xmlns:mc="http://schemas.openxmlformats.org/markup-compatibility/2006" xmlns:aink="http://schemas.microsoft.com/office/drawing/2016/ink" xmlns:am3d="http://schemas.microsoft.com/office/drawing/2017/model3d" xmlns:o="urn:schemas-microsoft-com:office:office" xmlns:r="http://schemas.openxmlformats.org/officeDocument/2006/relationships" xmlns:m="http://schemas.openxmlformats.org/officeDocument/2006/math" xmlns:v="urn:schemas-microsoft-com:vml" xmlns:wp14="http://schemas.microsoft.com/office/word/2010/wordprocessingDrawing" xmlns:wp="http://schemas.openxmlformats.org/drawingml/2006/wordprocessingDrawing" xmlns:w10="urn:schemas-microsoft-com:office:word" xmlns:w="http://schemas.openxmlformats.org/wordprocessingml/2006/main" xmlns:w14="http://schemas.microsoft.com/office/word/2010/wordml" xmlns:w15="http://schemas.microsoft.com/office/word/2012/wordml" xmlns:w16cex="http://schemas.microsoft.com/office/word/2018/wordml/cex" xmlns:w16cid="http://schemas.microsoft.com/office/word/2016/wordml/cid" xmlns:w16="http://schemas.microsoft.com/office/word/2018/wordml" xmlns:w16sdtdh="http://schemas.microsoft.com/office/word/2020/wordml/sdtdatahash" xmlns:w16se="http://schemas.microsoft.com/office/word/2015/wordml/symex" xmlns:wpg="http://schemas.microsoft.com/office/word/2010/wordprocessingGroup" xmlns:wpi="http://schemas.microsoft.com/office/word/2010/wordprocessingInk" xmlns:wne="http://schemas.microsoft.com/office/word/2006/wordml" xmlns:wps="http://schemas.microsoft.com/office/word/2010/wordprocessingShape" mc:Ignorable="w14 w15 w16se w16cid w16 w16cex w16sdtdh wp14">
+<w:document xmlns:wpc="http://schemas.microsoft.com/office/word/2010/wordprocessingCanvas" xmlns:cx="http://schemas.microsoft.com/office/drawing/2014/chartex" xmlns:cx1="http://schemas.microsoft.com/office/drawing/2015/9/8/chartex" xmlns:cx2="http://schemas.microsoft.com/office/drawing/2015/10/21/chartex" xmlns:cx3="http://schemas.microsoft.com/office/drawing/2016/5/9/chartex" xmlns:cx4="http://schemas.microsoft.com/office/drawing/2016/5/10/chartex" xmlns:cx5="http://schemas.microsoft.com/office/drawing/2016/5/11/chartex" xmlns:cx6="http://schemas.microsoft.com/office/drawing/2016/5/12/chartex" xmlns:cx7="http://schemas.microsoft.com/office/drawing/2016/5/13/chartex" xmlns:cx8="http://schemas.microsoft.com/office/drawing/2016/5/14/chartex" xmlns:mc="http://schemas.openxmlformats.org/markup-compatibility/2006" xmlns:aink="http://schemas.microsoft.com/office/drawing/2016/ink" xmlns:am3d="http://schemas.microsoft.com/office/drawing/2017/model3d" xmlns:o="urn:schemas-microsoft-com:office:office" xmlns:oel="http://schemas.microsoft.com/office/2019/extlst" xmlns:r="http://schemas.openxmlformats.org/officeDocument/2006/relationships" xmlns:m="http://schemas.openxmlformats.org/officeDocument/2006/math" xmlns:v="urn:schemas-microsoft-com:vml" xmlns:wp14="http://schemas.microsoft.com/office/word/2010/wordprocessingDrawing" xmlns:wp="http://schemas.openxmlformats.org/drawingml/2006/wordprocessingDrawing" xmlns:w10="urn:schemas-microsoft-com:office:word" xmlns:w="http://schemas.openxmlformats.org/wordprocessingml/2006/main" xmlns:w14="http://schemas.microsoft.com/office/word/2010/wordml" xmlns:w15="http://schemas.microsoft.com/office/word/2012/wordml" xmlns:w16cex="http://schemas.microsoft.com/office/word/2018/wordml/cex" xmlns:w16cid="http://schemas.microsoft.com/office/word/2016/wordml/cid" xmlns:w16="http://schemas.microsoft.com/office/word/2018/wordml" xmlns:w16du="http://schemas.microsoft.com/office/word/2023/wordml/word16du" xmlns:w16sdtdh="http://schemas.microsoft.com/office/word/2020/wordml/sdtdatahash" xmlns:w16sdtfl="http://schemas.microsoft.com/office/word/2024/wordml/sdtformatlock" xmlns:w16se="http://schemas.microsoft.com/office/word/2015/wordml/symex" xmlns:wpg="http://schemas.microsoft.com/office/word/2010/wordprocessingGroup" xmlns:wpi="http://schemas.microsoft.com/office/word/2010/wordprocessingInk" xmlns:wne="http://schemas.microsoft.com/office/word/2006/wordml" xmlns:wps="http://schemas.microsoft.com/office/word/2010/wordprocessingShape" mc:Ignorable="w14 w15 w16se w16cid w16 w16cex w16sdtdh w16sdtfl w16du wp14">
   <w:body>
     <w:p>
       <w:pPr>
         <w:jc w:val="center"/>
+        <w:rPr>
+          <w:rFonts w:hint="eastAsia"/>
+        </w:rPr>
       </w:pPr>
       <w:r>
         <w:rPr>
@@ -14,6 +17,11 @@
       </w:r>
     </w:p>
     <w:p>
+      <w:pPr>
+        <w:rPr>
+          <w:rFonts w:hint="eastAsia"/>
+        </w:rPr>
+      </w:pPr>
       <w:r>
         <w:rPr>
           <w:rFonts w:hint="eastAsia"/>
@@ -38,6 +46,9 @@
           <w:numId w:val="1"/>
         </w:numPr>
         <w:ind w:firstLineChars="0"/>
+        <w:rPr>
+          <w:rFonts w:hint="eastAsia"/>
+        </w:rPr>
       </w:pPr>
       <w:r>
         <w:rPr>
@@ -54,6 +65,9 @@
           <w:numId w:val="1"/>
         </w:numPr>
         <w:ind w:firstLineChars="0"/>
+        <w:rPr>
+          <w:rFonts w:hint="eastAsia"/>
+        </w:rPr>
       </w:pPr>
       <w:r>
         <w:rPr>
@@ -70,6 +84,9 @@
           <w:numId w:val="1"/>
         </w:numPr>
         <w:ind w:firstLineChars="0"/>
+        <w:rPr>
+          <w:rFonts w:hint="eastAsia"/>
+        </w:rPr>
       </w:pPr>
       <w:r>
         <w:rPr>
@@ -86,6 +103,9 @@
           <w:numId w:val="1"/>
         </w:numPr>
         <w:ind w:firstLineChars="0"/>
+        <w:rPr>
+          <w:rFonts w:hint="eastAsia"/>
+        </w:rPr>
       </w:pPr>
       <w:r>
         <w:rPr>
@@ -110,6 +130,9 @@
           <w:numId w:val="1"/>
         </w:numPr>
         <w:ind w:firstLineChars="0"/>
+        <w:rPr>
+          <w:rFonts w:hint="eastAsia"/>
+        </w:rPr>
       </w:pPr>
       <w:r>
         <w:rPr>
@@ -157,6 +180,9 @@
           <w:numId w:val="1"/>
         </w:numPr>
         <w:ind w:firstLineChars="0"/>
+        <w:rPr>
+          <w:rFonts w:hint="eastAsia"/>
+        </w:rPr>
       </w:pPr>
       <w:r>
         <w:rPr>
@@ -173,6 +199,9 @@
           <w:numId w:val="1"/>
         </w:numPr>
         <w:ind w:firstLineChars="0"/>
+        <w:rPr>
+          <w:rFonts w:hint="eastAsia"/>
+        </w:rPr>
       </w:pPr>
       <w:r>
         <w:rPr>
@@ -195,9 +224,6 @@
           <w:numId w:val="1"/>
         </w:numPr>
         <w:ind w:firstLineChars="0"/>
-        <w:rPr>
-          <w:rFonts w:hint="eastAsia"/>
-        </w:rPr>
       </w:pPr>
       <w:r>
         <w:rPr>
@@ -212,8 +238,61 @@
           <w:rFonts w:hint="eastAsia"/>
         </w:rPr>
       </w:pPr>
-    </w:p>
-    <w:p/>
+      <w:r>
+        <w:rPr>
+          <w:noProof/>
+        </w:rPr>
+        <w:drawing>
+          <wp:inline distT="0" distB="0" distL="0" distR="0" wp14:anchorId="4841736F" wp14:editId="6F297C9F">
+            <wp:extent cx="5274310" cy="1792605"/>
+            <wp:effectExtent l="0" t="0" r="2540" b="0"/>
+            <wp:docPr id="1445931507" name="图片 1"/>
+            <wp:cNvGraphicFramePr>
+              <a:graphicFrameLocks xmlns:a="http://schemas.openxmlformats.org/drawingml/2006/main" noChangeAspect="1"/>
+            </wp:cNvGraphicFramePr>
+            <a:graphic xmlns:a="http://schemas.openxmlformats.org/drawingml/2006/main">
+              <a:graphicData uri="http://schemas.openxmlformats.org/drawingml/2006/picture">
+                <pic:pic xmlns:pic="http://schemas.openxmlformats.org/drawingml/2006/picture">
+                  <pic:nvPicPr>
+                    <pic:cNvPr id="1445931507" name=""/>
+                    <pic:cNvPicPr/>
+                  </pic:nvPicPr>
+                  <pic:blipFill>
+                    <a:blip r:embed="rId6"/>
+                    <a:stretch>
+                      <a:fillRect/>
+                    </a:stretch>
+                  </pic:blipFill>
+                  <pic:spPr>
+                    <a:xfrm>
+                      <a:off x="0" y="0"/>
+                      <a:ext cx="5274310" cy="1792605"/>
+                    </a:xfrm>
+                    <a:prstGeom prst="rect">
+                      <a:avLst/>
+                    </a:prstGeom>
+                  </pic:spPr>
+                </pic:pic>
+              </a:graphicData>
+            </a:graphic>
+          </wp:inline>
+        </w:drawing>
+      </w:r>
+    </w:p>
+    <w:p>
+      <w:pPr>
+        <w:rPr>
+          <w:rFonts w:hint="eastAsia"/>
+        </w:rPr>
+      </w:pPr>
+    </w:p>
+    <w:p>
+      <w:pPr>
+        <w:rPr>
+          <w:rFonts w:hint="eastAsia"/>
+        </w:rPr>
+      </w:pPr>
+    </w:p>
     <w:p>
       <w:pPr>
         <w:rPr>
@@ -232,7 +311,7 @@
 </file>
 
 <file path=word/numbering.xml><?xml version="1.0" encoding="utf-8"?>
-<w:numbering xmlns:wpc="http://schemas.microsoft.com/office/word/2010/wordprocessingCanvas" xmlns:cx="http://schemas.microsoft.com/office/drawing/2014/chartex" xmlns:cx1="http://schemas.microsoft.com/office/drawing/2015/9/8/chartex" xmlns:cx2="http://schemas.microsoft.com/office/drawing/2015/10/21/chartex" xmlns:cx3="http://schemas.microsoft.com/office/drawing/2016/5/9/chartex" xmlns:cx4="http://schemas.microsoft.com/office/drawing/2016/5/10/chartex" xmlns:cx5="http://schemas.microsoft.com/office/drawing/2016/5/11/chartex" xmlns:cx6="http://schemas.microsoft.com/office/drawing/2016/5/12/chartex" xmlns:cx7="http://schemas.microsoft.com/office/drawing/2016/5/13/chartex" xmlns:cx8="http://schemas.microsoft.com/office/drawing/2016/5/14/chartex" xmlns:mc="http://schemas.openxmlformats.org/markup-compatibility/2006" xmlns:aink="http://schemas.microsoft.com/office/drawing/2016/ink" xmlns:am3d="http://schemas.microsoft.com/office/drawing/2017/model3d" xmlns:o="urn:schemas-microsoft-com:office:office" xmlns:r="http://schemas.openxmlformats.org/officeDocument/2006/relationships" xmlns:m="http://schemas.openxmlformats.org/officeDocument/2006/math" xmlns:v="urn:schemas-microsoft-com:vml" xmlns:wp14="http://schemas.microsoft.com/office/word/2010/wordprocessingDrawing" xmlns:wp="http://schemas.openxmlformats.org/drawingml/2006/wordprocessingDrawing" xmlns:w10="urn:schemas-microsoft-com:office:word" xmlns:w="http://schemas.openxmlformats.org/wordprocessingml/2006/main" xmlns:w14="http://schemas.microsoft.com/office/word/2010/wordml" xmlns:w15="http://schemas.microsoft.com/office/word/2012/wordml" xmlns:w16cex="http://schemas.microsoft.com/office/word/2018/wordml/cex" xmlns:w16cid="http://schemas.microsoft.com/office/word/2016/wordml/cid" xmlns:w16="http://schemas.microsoft.com/office/word/2018/wordml" xmlns:w16sdtdh="http://schemas.microsoft.com/office/word/2020/wordml/sdtdatahash" xmlns:w16se="http://schemas.microsoft.com/office/word/2015/wordml/symex" xmlns:wpg="http://schemas.microsoft.com/office/word/2010/wordprocessingGroup" xmlns:wpi="http://schemas.microsoft.com/office/word/2010/wordprocessingInk" xmlns:wne="http://schemas.microsoft.com/office/word/2006/wordml" xmlns:wps="http://schemas.microsoft.com/office/word/2010/wordprocessingShape" mc:Ignorable="w14 w15 w16se w16cid w16 w16cex w16sdtdh wp14">
+<w:numbering xmlns:wpc="http://schemas.microsoft.com/office/word/2010/wordprocessingCanvas" xmlns:cx="http://schemas.microsoft.com/office/drawing/2014/chartex" xmlns:cx1="http://schemas.microsoft.com/office/drawing/2015/9/8/chartex" xmlns:cx2="http://schemas.microsoft.com/office/drawing/2015/10/21/chartex" xmlns:cx3="http://schemas.microsoft.com/office/drawing/2016/5/9/chartex" xmlns:cx4="http://schemas.microsoft.com/office/drawing/2016/5/10/chartex" xmlns:cx5="http://schemas.microsoft.com/office/drawing/2016/5/11/chartex" xmlns:cx6="http://schemas.microsoft.com/office/drawing/2016/5/12/chartex" xmlns:cx7="http://schemas.microsoft.com/office/drawing/2016/5/13/chartex" xmlns:cx8="http://schemas.microsoft.com/office/drawing/2016/5/14/chartex" xmlns:mc="http://schemas.openxmlformats.org/markup-compatibility/2006" xmlns:aink="http://schemas.microsoft.com/office/drawing/2016/ink" xmlns:am3d="http://schemas.microsoft.com/office/drawing/2017/model3d" xmlns:o="urn:schemas-microsoft-com:office:office" xmlns:oel="http://schemas.microsoft.com/office/2019/extlst" xmlns:r="http://schemas.openxmlformats.org/officeDocument/2006/relationships" xmlns:m="http://schemas.openxmlformats.org/officeDocument/2006/math" xmlns:v="urn:schemas-microsoft-com:vml" xmlns:wp14="http://schemas.microsoft.com/office/word/2010/wordprocessingDrawing" xmlns:wp="http://schemas.openxmlformats.org/drawingml/2006/wordprocessingDrawing" xmlns:w10="urn:schemas-microsoft-com:office:word" xmlns:w="http://schemas.openxmlformats.org/wordprocessingml/2006/main" xmlns:w14="http://schemas.microsoft.com/office/word/2010/wordml" xmlns:w15="http://schemas.microsoft.com/office/word/2012/wordml" xmlns:w16cex="http://schemas.microsoft.com/office/word/2018/wordml/cex" xmlns:w16cid="http://schemas.microsoft.com/office/word/2016/wordml/cid" xmlns:w16="http://schemas.microsoft.com/office/word/2018/wordml" xmlns:w16du="http://schemas.microsoft.com/office/word/2023/wordml/word16du" xmlns:w16sdtdh="http://schemas.microsoft.com/office/word/2020/wordml/sdtdatahash" xmlns:w16sdtfl="http://schemas.microsoft.com/office/word/2024/wordml/sdtformatlock" xmlns:w16se="http://schemas.microsoft.com/office/word/2015/wordml/symex" xmlns:wpg="http://schemas.microsoft.com/office/word/2010/wordprocessingGroup" xmlns:wpi="http://schemas.microsoft.com/office/word/2010/wordprocessingInk" xmlns:wne="http://schemas.microsoft.com/office/word/2006/wordml" xmlns:wps="http://schemas.microsoft.com/office/word/2010/wordprocessingShape" mc:Ignorable="w14 w15 w16se w16cid w16 w16cex w16sdtdh w16sdtfl w16du wp14">
   <w:abstractNum w:abstractNumId="0" w15:restartNumberingAfterBreak="0">
     <w:nsid w:val="0E8660F7"/>
     <w:multiLevelType w:val="hybridMultilevel"/>
@@ -322,14 +401,14 @@
       </w:pPr>
     </w:lvl>
   </w:abstractNum>
-  <w:num w:numId="1">
+  <w:num w:numId="1" w16cid:durableId="576787064">
     <w:abstractNumId w:val="0"/>
   </w:num>
 </w:numbering>
 </file>
 
 <file path=word/styles.xml><?xml version="1.0" encoding="utf-8"?>
-<w:styles xmlns:mc="http://schemas.openxmlformats.org/markup-compatibility/2006" xmlns:r="http://schemas.openxmlformats.org/officeDocument/2006/relationships" xmlns:w="http://schemas.openxmlformats.org/wordprocessingml/2006/main" xmlns:w14="http://schemas.microsoft.com/office/word/2010/wordml" xmlns:w15="http://schemas.microsoft.com/office/word/2012/wordml" xmlns:w16cex="http://schemas.microsoft.com/office/word/2018/wordml/cex" xmlns:w16cid="http://schemas.microsoft.com/office/word/2016/wordml/cid" xmlns:w16="http://schemas.microsoft.com/office/word/2018/wordml" xmlns:w16sdtdh="http://schemas.microsoft.com/office/word/2020/wordml/sdtdatahash" xmlns:w16se="http://schemas.microsoft.com/office/word/2015/wordml/symex" mc:Ignorable="w14 w15 w16se w16cid w16 w16cex w16sdtdh">
+<w:styles xmlns:mc="http://schemas.openxmlformats.org/markup-compatibility/2006" xmlns:r="http://schemas.openxmlformats.org/officeDocument/2006/relationships" xmlns:w="http://schemas.openxmlformats.org/wordprocessingml/2006/main" xmlns:w14="http://schemas.microsoft.com/office/word/2010/wordml" xmlns:w15="http://schemas.microsoft.com/office/word/2012/wordml" xmlns:w16cex="http://schemas.microsoft.com/office/word/2018/wordml/cex" xmlns:w16cid="http://schemas.microsoft.com/office/word/2016/wordml/cid" xmlns:w16="http://schemas.microsoft.com/office/word/2018/wordml" xmlns:w16du="http://schemas.microsoft.com/office/word/2023/wordml/word16du" xmlns:w16sdtdh="http://schemas.microsoft.com/office/word/2020/wordml/sdtdatahash" xmlns:w16sdtfl="http://schemas.microsoft.com/office/word/2024/wordml/sdtformatlock" xmlns:w16se="http://schemas.microsoft.com/office/word/2015/wordml/symex" mc:Ignorable="w14 w15 w16se w16cid w16 w16cex w16sdtdh w16sdtfl w16du">
   <w:docDefaults>
     <w:rPrDefault>
       <w:rPr>
